--- a/public/templates/Consolidated_template_v1.docx
+++ b/public/templates/Consolidated_template_v1.docx
@@ -1108,11 +1108,6 @@
     </w:p>
     <w:p>
       <w:pPr>
-        <w:spacing w:after="60" w:line="288" w:lineRule="auto"/>
-      </w:pPr>
-    </w:p>
-    <w:p>
-      <w:pPr>
         <w:tabs>
           <w:tab w:val="left" w:pos="1276"/>
         </w:tabs>
@@ -1153,10 +1148,6 @@
         <w:spacing w:after="40" w:line="276" w:lineRule="auto"/>
         <w:ind w:firstLine="720"/>
         <w:jc w:val="both"/>
-        <w:rPr>
-          <w:sz w:val="20"/>
-          <w:szCs w:val="20"/>
-        </w:rPr>
       </w:pPr>
       <w:r>
         <w:rPr>
@@ -1174,6 +1165,7 @@
         <w:t>សូមឯកឧត្តមប្រធាន មេត្តាទទួលនូវការគោរពដ៏ខ្ពង់ខ្ពស់ពីយើងខ្ញុំ។</w:t>
       </w:r>
     </w:p>
+    <w:p/>
     <w:p>
       <w:pPr>
         <w:spacing w:line="288" w:lineRule="auto"/>
@@ -1356,20 +1348,6 @@
     </w:p>
     <w:p>
       <w:pPr>
-        <w:spacing w:line="288" w:lineRule="auto"/>
-        <w:jc w:val="center"/>
-      </w:pPr>
-      <w:r>
-        <w:rPr>
-          <w:rFonts w:ascii="Arial" w:eastAsia="Arial" w:hAnsi="Arial" w:cs="Arial"/>
-          <w:sz w:val="19"/>
-          <w:szCs w:val="19"/>
-        </w:rPr>
-        <w:t xml:space="preserve"> </w:t>
-      </w:r>
-    </w:p>
-    <w:p>
-      <w:pPr>
         <w:sectPr>
           <w:footerReference w:type="default" r:id="rId8"/>
           <w:pgSz w:w="11906" w:h="16838" w:code="9"/>
@@ -6136,16 +6114,12 @@
             <w:pPr>
               <w:spacing w:line="252" w:lineRule="auto"/>
               <w:jc w:val="center"/>
-              <w:rPr>
-                <w:sz w:val="20"/>
-                <w:szCs w:val="20"/>
-              </w:rPr>
             </w:pPr>
             <w:r>
               <w:rPr>
                 <w:rFonts w:ascii="Arial" w:eastAsia="Arial" w:hAnsi="Arial" w:cs="Arial"/>
-                <w:sz w:val="20"/>
-                <w:szCs w:val="20"/>
+                <w:sz w:val="18"/>
+                <w:szCs w:val="18"/>
               </w:rPr>
               <w:t>{#late_list}{no}</w:t>
             </w:r>
@@ -6172,14 +6146,14 @@
             <w:pPr>
               <w:spacing w:line="252" w:lineRule="auto"/>
               <w:rPr>
-                <w:sz w:val="20"/>
-                <w:szCs w:val="20"/>
-              </w:rPr>
-            </w:pPr>
-            <w:r>
-              <w:rPr>
-                <w:sz w:val="20"/>
-                <w:szCs w:val="20"/>
+                <w:sz w:val="18"/>
+                <w:szCs w:val="18"/>
+              </w:rPr>
+            </w:pPr>
+            <w:r>
+              <w:rPr>
+                <w:sz w:val="18"/>
+                <w:szCs w:val="18"/>
               </w:rPr>
               <w:t>{name}</w:t>
             </w:r>
@@ -6207,14 +6181,14 @@
               <w:spacing w:line="252" w:lineRule="auto"/>
               <w:jc w:val="center"/>
               <w:rPr>
-                <w:sz w:val="20"/>
-                <w:szCs w:val="20"/>
-              </w:rPr>
-            </w:pPr>
-            <w:r>
-              <w:rPr>
-                <w:sz w:val="20"/>
-                <w:szCs w:val="20"/>
+                <w:sz w:val="18"/>
+                <w:szCs w:val="18"/>
+              </w:rPr>
+            </w:pPr>
+            <w:r>
+              <w:rPr>
+                <w:sz w:val="18"/>
+                <w:szCs w:val="18"/>
               </w:rPr>
               <w:t>{licence_no}</w:t>
             </w:r>
@@ -6242,14 +6216,14 @@
               <w:spacing w:line="252" w:lineRule="auto"/>
               <w:jc w:val="center"/>
               <w:rPr>
-                <w:sz w:val="20"/>
-                <w:szCs w:val="20"/>
-              </w:rPr>
-            </w:pPr>
-            <w:r>
-              <w:rPr>
-                <w:sz w:val="20"/>
-                <w:szCs w:val="20"/>
+                <w:sz w:val="18"/>
+                <w:szCs w:val="18"/>
+              </w:rPr>
+            </w:pPr>
+            <w:r>
+              <w:rPr>
+                <w:sz w:val="18"/>
+                <w:szCs w:val="18"/>
               </w:rPr>
               <w:t>{type_kh}</w:t>
             </w:r>
@@ -6277,14 +6251,14 @@
               <w:spacing w:line="252" w:lineRule="auto"/>
               <w:jc w:val="center"/>
               <w:rPr>
-                <w:sz w:val="20"/>
-                <w:szCs w:val="20"/>
-              </w:rPr>
-            </w:pPr>
-            <w:r>
-              <w:rPr>
-                <w:sz w:val="20"/>
-                <w:szCs w:val="20"/>
+                <w:sz w:val="18"/>
+                <w:szCs w:val="18"/>
+              </w:rPr>
+            </w:pPr>
+            <w:r>
+              <w:rPr>
+                <w:sz w:val="18"/>
+                <w:szCs w:val="18"/>
               </w:rPr>
               <w:t>{status_kh}</w:t>
             </w:r>
@@ -6312,14 +6286,14 @@
               <w:spacing w:line="252" w:lineRule="auto"/>
               <w:jc w:val="center"/>
               <w:rPr>
-                <w:sz w:val="20"/>
-                <w:szCs w:val="20"/>
-              </w:rPr>
-            </w:pPr>
-            <w:r>
-              <w:rPr>
-                <w:sz w:val="20"/>
-                <w:szCs w:val="20"/>
+                <w:sz w:val="18"/>
+                <w:szCs w:val="18"/>
+              </w:rPr>
+            </w:pPr>
+            <w:r>
+              <w:rPr>
+                <w:sz w:val="18"/>
+                <w:szCs w:val="18"/>
               </w:rPr>
               <w:t>{action}{/late_list}</w:t>
             </w:r>
@@ -6352,16 +6326,12 @@
             <w:pPr>
               <w:spacing w:line="252" w:lineRule="auto"/>
               <w:jc w:val="center"/>
-              <w:rPr>
-                <w:sz w:val="20"/>
-                <w:szCs w:val="20"/>
-              </w:rPr>
             </w:pPr>
             <w:r>
               <w:rPr>
                 <w:rFonts w:ascii="Arial" w:eastAsia="Arial" w:hAnsi="Arial" w:cs="Arial"/>
-                <w:sz w:val="20"/>
-                <w:szCs w:val="20"/>
+                <w:sz w:val="18"/>
+                <w:szCs w:val="18"/>
               </w:rPr>
               <w:t>{^late_list}–</w:t>
             </w:r>
@@ -6389,14 +6359,14 @@
             <w:pPr>
               <w:spacing w:line="252" w:lineRule="auto"/>
               <w:rPr>
-                <w:sz w:val="20"/>
-                <w:szCs w:val="20"/>
-              </w:rPr>
-            </w:pPr>
-            <w:r>
-              <w:rPr>
-                <w:sz w:val="20"/>
-                <w:szCs w:val="20"/>
+                <w:sz w:val="18"/>
+                <w:szCs w:val="18"/>
+              </w:rPr>
+            </w:pPr>
+            <w:r>
+              <w:rPr>
+                <w:sz w:val="18"/>
+                <w:szCs w:val="18"/>
               </w:rPr>
               <w:t>គ្មាន | None{/late_list}</w:t>
             </w:r>
@@ -11034,16 +11004,12 @@
             <w:pPr>
               <w:spacing w:line="252" w:lineRule="auto"/>
               <w:jc w:val="center"/>
-              <w:rPr>
-                <w:sz w:val="20"/>
-                <w:szCs w:val="20"/>
-              </w:rPr>
             </w:pPr>
             <w:r>
               <w:rPr>
                 <w:rFonts w:ascii="Arial" w:eastAsia="Arial" w:hAnsi="Arial" w:cs="Arial"/>
-                <w:sz w:val="20"/>
-                <w:szCs w:val="20"/>
+                <w:sz w:val="18"/>
+                <w:szCs w:val="18"/>
               </w:rPr>
               <w:t>{#provinces}{no}</w:t>
             </w:r>
@@ -11070,14 +11036,14 @@
             <w:pPr>
               <w:spacing w:line="252" w:lineRule="auto"/>
               <w:rPr>
-                <w:sz w:val="20"/>
-                <w:szCs w:val="20"/>
-              </w:rPr>
-            </w:pPr>
-            <w:r>
-              <w:rPr>
-                <w:sz w:val="20"/>
-                <w:szCs w:val="20"/>
+                <w:sz w:val="18"/>
+                <w:szCs w:val="18"/>
+              </w:rPr>
+            </w:pPr>
+            <w:r>
+              <w:rPr>
+                <w:sz w:val="18"/>
+                <w:szCs w:val="18"/>
               </w:rPr>
               <w:t>{province}</w:t>
             </w:r>
@@ -11105,14 +11071,14 @@
               <w:spacing w:line="252" w:lineRule="auto"/>
               <w:jc w:val="center"/>
               <w:rPr>
-                <w:sz w:val="20"/>
-                <w:szCs w:val="20"/>
-              </w:rPr>
-            </w:pPr>
-            <w:r>
-              <w:rPr>
-                <w:sz w:val="20"/>
-                <w:szCs w:val="20"/>
+                <w:sz w:val="18"/>
+                <w:szCs w:val="18"/>
+              </w:rPr>
+            </w:pPr>
+            <w:r>
+              <w:rPr>
+                <w:sz w:val="18"/>
+                <w:szCs w:val="18"/>
               </w:rPr>
               <w:t>{installed}</w:t>
             </w:r>
@@ -11140,14 +11106,14 @@
               <w:spacing w:line="252" w:lineRule="auto"/>
               <w:jc w:val="center"/>
               <w:rPr>
-                <w:sz w:val="20"/>
-                <w:szCs w:val="20"/>
-              </w:rPr>
-            </w:pPr>
-            <w:r>
-              <w:rPr>
-                <w:sz w:val="20"/>
-                <w:szCs w:val="20"/>
+                <w:sz w:val="18"/>
+                <w:szCs w:val="18"/>
+              </w:rPr>
+            </w:pPr>
+            <w:r>
+              <w:rPr>
+                <w:sz w:val="18"/>
+                <w:szCs w:val="18"/>
               </w:rPr>
               <w:t>{repairs}</w:t>
             </w:r>
@@ -11175,14 +11141,14 @@
               <w:spacing w:line="252" w:lineRule="auto"/>
               <w:jc w:val="center"/>
               <w:rPr>
-                <w:sz w:val="20"/>
-                <w:szCs w:val="20"/>
-              </w:rPr>
-            </w:pPr>
-            <w:r>
-              <w:rPr>
-                <w:sz w:val="20"/>
-                <w:szCs w:val="20"/>
+                <w:sz w:val="18"/>
+                <w:szCs w:val="18"/>
+              </w:rPr>
+            </w:pPr>
+            <w:r>
+              <w:rPr>
+                <w:sz w:val="18"/>
+                <w:szCs w:val="18"/>
               </w:rPr>
               <w:t>{total}</w:t>
             </w:r>
@@ -11209,8 +11175,16 @@
             <w:pPr>
               <w:spacing w:line="252" w:lineRule="auto"/>
               <w:jc w:val="center"/>
-            </w:pPr>
-            <w:r>
+              <w:rPr>
+                <w:sz w:val="18"/>
+                <w:szCs w:val="18"/>
+              </w:rPr>
+            </w:pPr>
+            <w:r>
+              <w:rPr>
+                <w:sz w:val="18"/>
+                <w:szCs w:val="18"/>
+              </w:rPr>
               <w:t>{main_categories}{/provinces}</w:t>
             </w:r>
           </w:p>
@@ -11242,16 +11216,12 @@
             <w:pPr>
               <w:spacing w:line="252" w:lineRule="auto"/>
               <w:jc w:val="center"/>
-              <w:rPr>
-                <w:sz w:val="20"/>
-                <w:szCs w:val="20"/>
-              </w:rPr>
             </w:pPr>
             <w:r>
               <w:rPr>
                 <w:rFonts w:ascii="Arial" w:eastAsia="Arial" w:hAnsi="Arial" w:cs="Arial"/>
-                <w:sz w:val="20"/>
-                <w:szCs w:val="20"/>
+                <w:sz w:val="18"/>
+                <w:szCs w:val="18"/>
               </w:rPr>
               <w:t>{^provinces}–</w:t>
             </w:r>
@@ -11279,14 +11249,14 @@
             <w:pPr>
               <w:spacing w:line="252" w:lineRule="auto"/>
               <w:rPr>
-                <w:sz w:val="20"/>
-                <w:szCs w:val="20"/>
-              </w:rPr>
-            </w:pPr>
-            <w:r>
-              <w:rPr>
-                <w:sz w:val="20"/>
-                <w:szCs w:val="20"/>
+                <w:sz w:val="18"/>
+                <w:szCs w:val="18"/>
+              </w:rPr>
+            </w:pPr>
+            <w:r>
+              <w:rPr>
+                <w:sz w:val="18"/>
+                <w:szCs w:val="18"/>
               </w:rPr>
               <w:t>គ្មាន | None{/provinces}</w:t>
             </w:r>
@@ -11320,10 +11290,6 @@
             <w:pPr>
               <w:spacing w:line="252" w:lineRule="auto"/>
               <w:jc w:val="center"/>
-              <w:rPr>
-                <w:sz w:val="20"/>
-                <w:szCs w:val="20"/>
-              </w:rPr>
             </w:pPr>
           </w:p>
         </w:tc>
@@ -11349,16 +11315,16 @@
             <w:pPr>
               <w:spacing w:line="252" w:lineRule="auto"/>
               <w:rPr>
-                <w:sz w:val="20"/>
-                <w:szCs w:val="20"/>
+                <w:sz w:val="18"/>
+                <w:szCs w:val="18"/>
               </w:rPr>
             </w:pPr>
             <w:r>
               <w:rPr>
                 <w:b/>
                 <w:bCs/>
-                <w:sz w:val="20"/>
-                <w:szCs w:val="20"/>
+                <w:sz w:val="18"/>
+                <w:szCs w:val="18"/>
               </w:rPr>
               <w:t>សរុប | Total</w:t>
             </w:r>
@@ -11387,14 +11353,14 @@
               <w:spacing w:line="252" w:lineRule="auto"/>
               <w:jc w:val="center"/>
               <w:rPr>
-                <w:sz w:val="20"/>
-                <w:szCs w:val="20"/>
-              </w:rPr>
-            </w:pPr>
-            <w:r>
-              <w:rPr>
-                <w:sz w:val="20"/>
-                <w:szCs w:val="20"/>
+                <w:sz w:val="18"/>
+                <w:szCs w:val="18"/>
+              </w:rPr>
+            </w:pPr>
+            <w:r>
+              <w:rPr>
+                <w:sz w:val="18"/>
+                <w:szCs w:val="18"/>
               </w:rPr>
               <w:t>{prov_total_installed}</w:t>
             </w:r>
@@ -11423,14 +11389,14 @@
               <w:spacing w:line="252" w:lineRule="auto"/>
               <w:jc w:val="center"/>
               <w:rPr>
-                <w:sz w:val="20"/>
-                <w:szCs w:val="20"/>
-              </w:rPr>
-            </w:pPr>
-            <w:r>
-              <w:rPr>
-                <w:sz w:val="20"/>
-                <w:szCs w:val="20"/>
+                <w:sz w:val="18"/>
+                <w:szCs w:val="18"/>
+              </w:rPr>
+            </w:pPr>
+            <w:r>
+              <w:rPr>
+                <w:sz w:val="18"/>
+                <w:szCs w:val="18"/>
               </w:rPr>
               <w:t>{prov_total_repairs}</w:t>
             </w:r>
@@ -11459,14 +11425,14 @@
               <w:spacing w:line="252" w:lineRule="auto"/>
               <w:jc w:val="center"/>
               <w:rPr>
-                <w:sz w:val="20"/>
-                <w:szCs w:val="20"/>
-              </w:rPr>
-            </w:pPr>
-            <w:r>
-              <w:rPr>
-                <w:sz w:val="20"/>
-                <w:szCs w:val="20"/>
+                <w:sz w:val="18"/>
+                <w:szCs w:val="18"/>
+              </w:rPr>
+            </w:pPr>
+            <w:r>
+              <w:rPr>
+                <w:sz w:val="18"/>
+                <w:szCs w:val="18"/>
               </w:rPr>
               <w:t>{prov_total_all}</w:t>
             </w:r>
@@ -11494,6 +11460,10 @@
             <w:pPr>
               <w:spacing w:line="252" w:lineRule="auto"/>
               <w:jc w:val="center"/>
+              <w:rPr>
+                <w:sz w:val="18"/>
+                <w:szCs w:val="18"/>
+              </w:rPr>
             </w:pPr>
           </w:p>
         </w:tc>
@@ -12888,10 +12858,6 @@
             <w:pPr>
               <w:spacing w:line="252" w:lineRule="auto"/>
               <w:jc w:val="center"/>
-              <w:rPr>
-                <w:sz w:val="18"/>
-                <w:szCs w:val="18"/>
-              </w:rPr>
             </w:pPr>
             <w:r>
               <w:rPr>
@@ -13104,10 +13070,6 @@
             <w:pPr>
               <w:spacing w:line="252" w:lineRule="auto"/>
               <w:jc w:val="center"/>
-              <w:rPr>
-                <w:sz w:val="18"/>
-                <w:szCs w:val="18"/>
-              </w:rPr>
             </w:pPr>
             <w:r>
               <w:rPr>
@@ -13516,10 +13478,6 @@
             <w:pPr>
               <w:spacing w:line="252" w:lineRule="auto"/>
               <w:jc w:val="center"/>
-              <w:rPr>
-                <w:sz w:val="18"/>
-                <w:szCs w:val="18"/>
-              </w:rPr>
             </w:pPr>
             <w:r>
               <w:rPr>
@@ -13732,10 +13690,6 @@
             <w:pPr>
               <w:spacing w:line="252" w:lineRule="auto"/>
               <w:jc w:val="center"/>
-              <w:rPr>
-                <w:sz w:val="18"/>
-                <w:szCs w:val="18"/>
-              </w:rPr>
             </w:pPr>
             <w:r>
               <w:rPr>
@@ -15705,12 +15659,54 @@
       <w:pPr>
         <w:spacing w:after="40" w:line="288" w:lineRule="auto"/>
         <w:ind w:left="720"/>
+        <w:rPr>
+          <w:sz w:val="20"/>
+          <w:szCs w:val="20"/>
+        </w:rPr>
       </w:pPr>
       <w:r>
         <w:rPr>
           <w:rFonts w:ascii="Arial" w:eastAsia="Arial" w:hAnsi="Arial" w:cs="Arial"/>
+          <w:sz w:val="20"/>
+          <w:szCs w:val="20"/>
         </w:rPr>
-        <w:t>- {#challenges}{text}{/challenges}</w:t>
+        <w:t>{#challenges}</w:t>
+      </w:r>
+    </w:p>
+    <w:p>
+      <w:pPr>
+        <w:spacing w:after="40" w:line="288" w:lineRule="auto"/>
+        <w:ind w:left="720"/>
+        <w:rPr>
+          <w:sz w:val="20"/>
+          <w:szCs w:val="20"/>
+        </w:rPr>
+      </w:pPr>
+      <w:r>
+        <w:rPr>
+          <w:rFonts w:ascii="Arial" w:eastAsia="Arial" w:hAnsi="Arial" w:cs="Arial"/>
+          <w:sz w:val="20"/>
+          <w:szCs w:val="20"/>
+        </w:rPr>
+        <w:t>- {text}</w:t>
+      </w:r>
+    </w:p>
+    <w:p>
+      <w:pPr>
+        <w:spacing w:after="40" w:line="288" w:lineRule="auto"/>
+        <w:ind w:left="720"/>
+        <w:rPr>
+          <w:sz w:val="20"/>
+          <w:szCs w:val="20"/>
+        </w:rPr>
+      </w:pPr>
+      <w:r>
+        <w:rPr>
+          <w:rFonts w:ascii="Arial" w:eastAsia="Arial" w:hAnsi="Arial" w:cs="Arial"/>
+          <w:sz w:val="20"/>
+          <w:szCs w:val="20"/>
+        </w:rPr>
+        <w:t>{/challenges}</w:t>
       </w:r>
     </w:p>
     <w:p>
@@ -16038,10 +16034,6 @@
             <w:pPr>
               <w:spacing w:line="252" w:lineRule="auto"/>
               <w:jc w:val="center"/>
-              <w:rPr>
-                <w:sz w:val="18"/>
-                <w:szCs w:val="18"/>
-              </w:rPr>
             </w:pPr>
             <w:r>
               <w:rPr>
@@ -16456,16 +16448,12 @@
             <w:pPr>
               <w:spacing w:line="252" w:lineRule="auto"/>
               <w:jc w:val="center"/>
-              <w:rPr>
-                <w:sz w:val="18"/>
-                <w:szCs w:val="18"/>
-              </w:rPr>
             </w:pPr>
             <w:r>
               <w:rPr>
                 <w:rFonts w:ascii="Arial" w:eastAsia="Arial" w:hAnsi="Arial" w:cs="Arial"/>
-                <w:sz w:val="18"/>
-                <w:szCs w:val="18"/>
+                <w:sz w:val="17"/>
+                <w:szCs w:val="17"/>
               </w:rPr>
               <w:t>{#proposals}{no}</w:t>
             </w:r>
@@ -17385,10 +17373,6 @@
             <w:pPr>
               <w:spacing w:line="252" w:lineRule="auto"/>
               <w:jc w:val="center"/>
-              <w:rPr>
-                <w:sz w:val="18"/>
-                <w:szCs w:val="18"/>
-              </w:rPr>
             </w:pPr>
             <w:r>
               <w:rPr>
@@ -17881,10 +17865,6 @@
             <w:pPr>
               <w:spacing w:line="252" w:lineRule="auto"/>
               <w:jc w:val="center"/>
-              <w:rPr>
-                <w:sz w:val="18"/>
-                <w:szCs w:val="18"/>
-              </w:rPr>
             </w:pPr>
             <w:r>
               <w:rPr>
@@ -17917,10 +17897,6 @@
           <w:p>
             <w:pPr>
               <w:spacing w:line="252" w:lineRule="auto"/>
-              <w:rPr>
-                <w:sz w:val="18"/>
-                <w:szCs w:val="18"/>
-              </w:rPr>
             </w:pPr>
             <w:r>
               <w:rPr>
@@ -17959,10 +17935,6 @@
             <w:pPr>
               <w:spacing w:line="252" w:lineRule="auto"/>
               <w:jc w:val="center"/>
-              <w:rPr>
-                <w:sz w:val="18"/>
-                <w:szCs w:val="18"/>
-              </w:rPr>
             </w:pPr>
           </w:p>
         </w:tc>
@@ -17987,10 +17959,6 @@
           <w:p>
             <w:pPr>
               <w:spacing w:line="252" w:lineRule="auto"/>
-              <w:rPr>
-                <w:sz w:val="18"/>
-                <w:szCs w:val="18"/>
-              </w:rPr>
             </w:pPr>
             <w:r>
               <w:rPr>
@@ -18025,10 +17993,6 @@
             <w:pPr>
               <w:spacing w:line="252" w:lineRule="auto"/>
               <w:jc w:val="center"/>
-              <w:rPr>
-                <w:sz w:val="18"/>
-                <w:szCs w:val="18"/>
-              </w:rPr>
             </w:pPr>
           </w:p>
         </w:tc>
@@ -18054,10 +18018,6 @@
             <w:pPr>
               <w:spacing w:line="252" w:lineRule="auto"/>
               <w:jc w:val="center"/>
-              <w:rPr>
-                <w:sz w:val="18"/>
-                <w:szCs w:val="18"/>
-              </w:rPr>
             </w:pPr>
           </w:p>
         </w:tc>
@@ -18083,10 +18043,6 @@
             <w:pPr>
               <w:spacing w:line="252" w:lineRule="auto"/>
               <w:jc w:val="center"/>
-              <w:rPr>
-                <w:sz w:val="18"/>
-                <w:szCs w:val="18"/>
-              </w:rPr>
             </w:pPr>
           </w:p>
         </w:tc>
@@ -18111,7 +18067,6 @@
           <w:p>
             <w:pPr>
               <w:spacing w:line="252" w:lineRule="auto"/>
-              <w:jc w:val="center"/>
               <w:rPr>
                 <w:sz w:val="18"/>
                 <w:szCs w:val="18"/>
@@ -18147,7 +18102,6 @@
           <w:p>
             <w:pPr>
               <w:spacing w:line="252" w:lineRule="auto"/>
-              <w:jc w:val="center"/>
               <w:rPr>
                 <w:sz w:val="18"/>
                 <w:szCs w:val="18"/>
@@ -18183,7 +18137,6 @@
           <w:p>
             <w:pPr>
               <w:spacing w:line="252" w:lineRule="auto"/>
-              <w:jc w:val="center"/>
               <w:rPr>
                 <w:sz w:val="18"/>
                 <w:szCs w:val="18"/>
@@ -18219,7 +18172,6 @@
           <w:p>
             <w:pPr>
               <w:spacing w:line="252" w:lineRule="auto"/>
-              <w:jc w:val="center"/>
               <w:rPr>
                 <w:sz w:val="18"/>
                 <w:szCs w:val="18"/>
@@ -18255,7 +18207,6 @@
           <w:p>
             <w:pPr>
               <w:spacing w:line="252" w:lineRule="auto"/>
-              <w:jc w:val="center"/>
               <w:rPr>
                 <w:sz w:val="18"/>
                 <w:szCs w:val="18"/>
@@ -18291,7 +18242,6 @@
           <w:p>
             <w:pPr>
               <w:spacing w:line="252" w:lineRule="auto"/>
-              <w:jc w:val="center"/>
               <w:rPr>
                 <w:sz w:val="18"/>
                 <w:szCs w:val="18"/>
@@ -18327,7 +18277,6 @@
           <w:p>
             <w:pPr>
               <w:spacing w:line="252" w:lineRule="auto"/>
-              <w:jc w:val="center"/>
               <w:rPr>
                 <w:sz w:val="18"/>
                 <w:szCs w:val="18"/>
@@ -18356,7 +18305,6 @@
           <w:p>
             <w:pPr>
               <w:spacing w:line="252" w:lineRule="auto"/>
-              <w:jc w:val="center"/>
               <w:rPr>
                 <w:sz w:val="18"/>
                 <w:szCs w:val="18"/>
@@ -18386,10 +18334,6 @@
             <w:pPr>
               <w:spacing w:line="252" w:lineRule="auto"/>
               <w:jc w:val="center"/>
-              <w:rPr>
-                <w:sz w:val="18"/>
-                <w:szCs w:val="18"/>
-              </w:rPr>
             </w:pPr>
           </w:p>
         </w:tc>
